--- a/5151004_50001_Кивва_ЛР2.docx
+++ b/5151004_50001_Кивва_ЛР2.docx
@@ -1089,16 +1089,7 @@
         <w:jc w:val="both"/>
       </w:pPr>
       <w:r>
-        <w:rPr>
-          <w:rFonts w:ascii="Times New Roman" w:cs="Times New Roman" w:eastAsia="Times New Roman" w:hAnsi="Times New Roman"/>
-          <w:b w:val="false"/>
-          <w:bCs w:val="false"/>
-          <w:i w:val="false"/>
-          <w:iCs w:val="false"/>
-          <w:sz w:val="28"/>
-          <w:szCs w:val="28"/>
-        </w:rPr>
-        <w:t xml:space="preserve">Программа написана на языке C и собирается компилятором Microsoft C/C++ Optimizing Compiler (MSVC) версии 19.44 из Visual Studio 2022 — тем же, что и в лабораторной работе № 1, — с ключом /O2. В проекте три файла: src/puzzle.c с самой функцией solve_puzzle (разбор строки ребуса, решение, сборка строки-ответа), src/main.c для запуска решения из консоли и src/bench.c для замера времени работы на одних и тех же тестовых ребусах. main.c и bench.c по ходу работы не менялись — менялся только puzzle.c, так разные версии алгоритма проще сравнивать между собой.</w:t>
+        <w:t>Программа написана на языке C и собирается компилятором Microsoft C/C++ Optimizing Compiler (MSVC) версии 19.44 из Visual Studio 2022 — тем же, что и в лабораторной работе № 1, — с ключом /O2. Основной код находится в src/puzzle.c, src/main.c запускает решение из консоли, src/bench.c измеряет время на одинаковых ребусах, а src/test.c содержит автоматические проверки. На этапах оптимизации сложения менялся только puzzle.c, поэтому версии алгоритма можно сравнивать напрямую; при выполнении дополнительного задания был также расширен набор примеров в bench.c.</w:t>
       </w:r>
     </w:p>
     <w:p>
@@ -1220,7 +1211,7 @@
                 <w:sz w:val="24"/>
                 <w:szCs w:val="24"/>
               </w:rPr>
-              <w:t xml:space="preserve">640ddf3</w:t>
+              <w:t>129b01e</w:t>
             </w:r>
           </w:p>
         </w:tc>
@@ -1276,7 +1267,7 @@
                 <w:sz w:val="24"/>
                 <w:szCs w:val="24"/>
               </w:rPr>
-              <w:t xml:space="preserve">d2d2327</w:t>
+              <w:t>54a3424</w:t>
             </w:r>
           </w:p>
         </w:tc>
@@ -1332,7 +1323,7 @@
                 <w:sz w:val="24"/>
                 <w:szCs w:val="24"/>
               </w:rPr>
-              <w:t xml:space="preserve">7ed044a</w:t>
+              <w:t>2e73e00</w:t>
             </w:r>
           </w:p>
         </w:tc>
@@ -1359,7 +1350,7 @@
                 <w:sz w:val="24"/>
                 <w:szCs w:val="24"/>
               </w:rPr>
-              <w:t xml:space="preserve">Оптимизация 2: переход на поразрядный (column-wise) backtracking со сложением столбиком и переносом (v2).</w:t>
+              <w:t>Оптимизация 2: переход на поразрядный перебор со сложением столбиком и переносом (v2).</w:t>
             </w:r>
           </w:p>
         </w:tc>
@@ -1388,7 +1379,7 @@
                 <w:sz w:val="24"/>
                 <w:szCs w:val="24"/>
               </w:rPr>
-              <w:t xml:space="preserve">30bf62e</w:t>
+              <w:t>94a6ff1</w:t>
             </w:r>
           </w:p>
         </w:tc>
@@ -1491,7 +1482,7 @@
           <w:sz w:val="28"/>
           <w:szCs w:val="28"/>
         </w:rPr>
-        <w:t xml:space="preserve">v3 — две небольшие оптимизации поверх v2, которые не меняют сам алгоритм. Во-первых, вместо массива used[10] для занятых цифр используется битовая маска — одно число, где каждый бит отвечает за свою цифру. Во-вторых, то, какая буква стоит в каком разряде, вычисляется один раз перед поиском решения и сохраняется в массиве ColumnLayout, а не пересчитывается заново на каждом шаге — а пересчитывать пришлось бы часто, потому что при переборе с возвратами (backtracking) мы много раз попадаем в один и тот же разряд.</w:t>
+        <w:t>v3 — две небольшие оптимизации поверх v2, которые не меняют сам алгоритм. Во-первых, вместо массива used[10] для занятых цифр используется битовая маска — одно число, где каждый бит отвечает за свою цифру. Во-вторых, то, какая буква стоит в каком разряде, вычисляется один раз перед поиском решения и сохраняется в массиве ColumnLayout, а не пересчитывается заново на каждом шаге — а пересчитывать пришлось бы часто, потому что при переборе с возвратами мы много раз попадаем в один и тот же разряд.</w:t>
       </w:r>
     </w:p>
     <w:p>
